--- a/docs/delivery/TGP-DEL-06 Organisational Change and Training Plan.docx
+++ b/docs/delivery/TGP-DEL-06 Organisational Change and Training Plan.docx
@@ -401,7 +401,7 @@
                                 <w:bCs/>
                                 <w:color w:val="1D74BA"/>
                               </w:rPr>
-                              <w:t xml:space="preserve">07 October 2026</w:t>
+                              <w:t xml:space="preserve">08 October 2026</w:t>
                             </w:r>
                           </w:p>
                         </w:txbxContent>
@@ -1252,7 +1252,7 @@
             <w:noProof/>
             <w:webHidden/>
           </w:rPr>
-          <w:t>7</w:t>
+          <w:t>8</w:t>
         </w:r>
         <w:r>
           <w:rPr>
@@ -1319,7 +1319,7 @@
             <w:noProof/>
             <w:webHidden/>
           </w:rPr>
-          <w:t>7</w:t>
+          <w:t>8</w:t>
         </w:r>
         <w:r>
           <w:rPr>
@@ -1453,7 +1453,7 @@
             <w:noProof/>
             <w:webHidden/>
           </w:rPr>
-          <w:t>9</w:t>
+          <w:t>10</w:t>
         </w:r>
         <w:r>
           <w:rPr>
@@ -1779,7 +1779,7 @@
                 <w:sz w:val="16"/>
                 <w:szCs w:val="16"/>
               </w:rPr>
-              <w:t xml:space="preserve">07/10/2026</w:t>
+              <w:t xml:space="preserve">08/10/2026</w:t>
             </w:r>
           </w:p>
         </w:tc>
@@ -3209,10 +3209,10 @@
         <w:tblLook w:val="04A0" w:firstRow="1" w:lastRow="0" w:firstColumn="0" w:lastColumn="0" w:noHBand="0" w:noVBand="1"/>
       </w:tblPr>
       <w:tblGrid>
-        <w:gridCol w:w="1743"/>
-        <w:gridCol w:w="2330"/>
-        <w:gridCol w:w="3900"/>
-        <w:gridCol w:w="1054"/>
+        <w:gridCol w:w="1699"/>
+        <w:gridCol w:w="2405"/>
+        <w:gridCol w:w="3886"/>
+        <w:gridCol w:w="1037"/>
       </w:tblGrid>
       <w:tr>
         <w:trPr>
@@ -3221,7 +3221,7 @@
         </w:trPr>
         <w:tc>
           <w:tcPr>
-            <w:tcW w:w="1743" w:type="dxa"/>
+            <w:tcW w:w="1699" w:type="dxa"/>
             <w:shd w:val="clear" w:color="auto" w:fill="0F4761"/>
             <w:vAlign w:val="center"/>
           </w:tcPr>
@@ -3240,7 +3240,7 @@
         </w:tc>
         <w:tc>
           <w:tcPr>
-            <w:tcW w:w="2330" w:type="dxa"/>
+            <w:tcW w:w="2405" w:type="dxa"/>
             <w:shd w:val="clear" w:color="auto" w:fill="0F4761"/>
             <w:vAlign w:val="center"/>
           </w:tcPr>
@@ -3259,7 +3259,7 @@
         </w:tc>
         <w:tc>
           <w:tcPr>
-            <w:tcW w:w="3900" w:type="dxa"/>
+            <w:tcW w:w="3886" w:type="dxa"/>
             <w:shd w:val="clear" w:color="auto" w:fill="0F4761"/>
             <w:vAlign w:val="center"/>
           </w:tcPr>
@@ -3278,7 +3278,7 @@
         </w:tc>
         <w:tc>
           <w:tcPr>
-            <w:tcW w:w="1054" w:type="dxa"/>
+            <w:tcW w:w="1037" w:type="dxa"/>
             <w:shd w:val="clear" w:color="auto" w:fill="0F4761"/>
             <w:vAlign w:val="center"/>
           </w:tcPr>
@@ -3302,7 +3302,7 @@
         </w:trPr>
         <w:tc>
           <w:tcPr>
-            <w:tcW w:w="1743" w:type="dxa"/>
+            <w:tcW w:w="1699" w:type="dxa"/>
             <w:vAlign w:val="top"/>
           </w:tcPr>
           <w:p>
@@ -3317,7 +3317,7 @@
         </w:tc>
         <w:tc>
           <w:tcPr>
-            <w:tcW w:w="2330" w:type="dxa"/>
+            <w:tcW w:w="2405" w:type="dxa"/>
             <w:vAlign w:val="top"/>
           </w:tcPr>
           <w:p>
@@ -3332,7 +3332,7 @@
         </w:tc>
         <w:tc>
           <w:tcPr>
-            <w:tcW w:w="3900" w:type="dxa"/>
+            <w:tcW w:w="3886" w:type="dxa"/>
             <w:vAlign w:val="top"/>
           </w:tcPr>
           <w:p>
@@ -3347,7 +3347,7 @@
         </w:tc>
         <w:tc>
           <w:tcPr>
-            <w:tcW w:w="1054" w:type="dxa"/>
+            <w:tcW w:w="1037" w:type="dxa"/>
             <w:vAlign w:val="top"/>
           </w:tcPr>
           <w:p>
@@ -3367,7 +3367,7 @@
         </w:trPr>
         <w:tc>
           <w:tcPr>
-            <w:tcW w:w="1743" w:type="dxa"/>
+            <w:tcW w:w="1699" w:type="dxa"/>
             <w:shd w:val="clear" w:color="auto" w:fill="F4F7FB"/>
             <w:vAlign w:val="top"/>
           </w:tcPr>
@@ -3383,7 +3383,7 @@
         </w:tc>
         <w:tc>
           <w:tcPr>
-            <w:tcW w:w="2330" w:type="dxa"/>
+            <w:tcW w:w="2405" w:type="dxa"/>
             <w:shd w:val="clear" w:color="auto" w:fill="F4F7FB"/>
             <w:vAlign w:val="top"/>
           </w:tcPr>
@@ -3399,7 +3399,7 @@
         </w:tc>
         <w:tc>
           <w:tcPr>
-            <w:tcW w:w="3900" w:type="dxa"/>
+            <w:tcW w:w="3886" w:type="dxa"/>
             <w:shd w:val="clear" w:color="auto" w:fill="F4F7FB"/>
             <w:vAlign w:val="top"/>
           </w:tcPr>
@@ -3415,7 +3415,7 @@
         </w:tc>
         <w:tc>
           <w:tcPr>
-            <w:tcW w:w="1054" w:type="dxa"/>
+            <w:tcW w:w="1037" w:type="dxa"/>
             <w:shd w:val="clear" w:color="auto" w:fill="F4F7FB"/>
             <w:vAlign w:val="top"/>
           </w:tcPr>
@@ -3436,7 +3436,7 @@
         </w:trPr>
         <w:tc>
           <w:tcPr>
-            <w:tcW w:w="1743" w:type="dxa"/>
+            <w:tcW w:w="1699" w:type="dxa"/>
             <w:vAlign w:val="top"/>
           </w:tcPr>
           <w:p>
@@ -3451,7 +3451,7 @@
         </w:tc>
         <w:tc>
           <w:tcPr>
-            <w:tcW w:w="2330" w:type="dxa"/>
+            <w:tcW w:w="2405" w:type="dxa"/>
             <w:vAlign w:val="top"/>
           </w:tcPr>
           <w:p>
@@ -3466,7 +3466,7 @@
         </w:tc>
         <w:tc>
           <w:tcPr>
-            <w:tcW w:w="3900" w:type="dxa"/>
+            <w:tcW w:w="3886" w:type="dxa"/>
             <w:vAlign w:val="top"/>
           </w:tcPr>
           <w:p>
@@ -3481,7 +3481,7 @@
         </w:tc>
         <w:tc>
           <w:tcPr>
-            <w:tcW w:w="1054" w:type="dxa"/>
+            <w:tcW w:w="1037" w:type="dxa"/>
             <w:vAlign w:val="top"/>
           </w:tcPr>
           <w:p>
@@ -3501,7 +3501,7 @@
         </w:trPr>
         <w:tc>
           <w:tcPr>
-            <w:tcW w:w="1743" w:type="dxa"/>
+            <w:tcW w:w="1699" w:type="dxa"/>
             <w:shd w:val="clear" w:color="auto" w:fill="F4F7FB"/>
             <w:vAlign w:val="top"/>
           </w:tcPr>
@@ -3517,7 +3517,7 @@
         </w:tc>
         <w:tc>
           <w:tcPr>
-            <w:tcW w:w="2330" w:type="dxa"/>
+            <w:tcW w:w="2405" w:type="dxa"/>
             <w:shd w:val="clear" w:color="auto" w:fill="F4F7FB"/>
             <w:vAlign w:val="top"/>
           </w:tcPr>
@@ -3533,7 +3533,7 @@
         </w:tc>
         <w:tc>
           <w:tcPr>
-            <w:tcW w:w="3900" w:type="dxa"/>
+            <w:tcW w:w="3886" w:type="dxa"/>
             <w:shd w:val="clear" w:color="auto" w:fill="F4F7FB"/>
             <w:vAlign w:val="top"/>
           </w:tcPr>
@@ -3549,7 +3549,7 @@
         </w:tc>
         <w:tc>
           <w:tcPr>
-            <w:tcW w:w="1054" w:type="dxa"/>
+            <w:tcW w:w="1037" w:type="dxa"/>
             <w:shd w:val="clear" w:color="auto" w:fill="F4F7FB"/>
             <w:vAlign w:val="top"/>
           </w:tcPr>
@@ -3570,7 +3570,7 @@
         </w:trPr>
         <w:tc>
           <w:tcPr>
-            <w:tcW w:w="1743" w:type="dxa"/>
+            <w:tcW w:w="1699" w:type="dxa"/>
             <w:vAlign w:val="top"/>
           </w:tcPr>
           <w:p>
@@ -3585,7 +3585,7 @@
         </w:tc>
         <w:tc>
           <w:tcPr>
-            <w:tcW w:w="2330" w:type="dxa"/>
+            <w:tcW w:w="2405" w:type="dxa"/>
             <w:vAlign w:val="top"/>
           </w:tcPr>
           <w:p>
@@ -3600,7 +3600,7 @@
         </w:tc>
         <w:tc>
           <w:tcPr>
-            <w:tcW w:w="3900" w:type="dxa"/>
+            <w:tcW w:w="3886" w:type="dxa"/>
             <w:vAlign w:val="top"/>
           </w:tcPr>
           <w:p>
@@ -3615,7 +3615,7 @@
         </w:tc>
         <w:tc>
           <w:tcPr>
-            <w:tcW w:w="1054" w:type="dxa"/>
+            <w:tcW w:w="1037" w:type="dxa"/>
             <w:vAlign w:val="top"/>
           </w:tcPr>
           <w:p>
@@ -3635,7 +3635,7 @@
         </w:trPr>
         <w:tc>
           <w:tcPr>
-            <w:tcW w:w="1743" w:type="dxa"/>
+            <w:tcW w:w="1699" w:type="dxa"/>
             <w:shd w:val="clear" w:color="auto" w:fill="F4F7FB"/>
             <w:vAlign w:val="top"/>
           </w:tcPr>
@@ -3645,13 +3645,13 @@
               <w:jc w:val="left"/>
             </w:pPr>
             <w:r>
-              <w:t xml:space="preserve">Compliance approvers</w:t>
-            </w:r>
-          </w:p>
-        </w:tc>
-        <w:tc>
-          <w:tcPr>
-            <w:tcW w:w="2330" w:type="dxa"/>
+              <w:t xml:space="preserve">Compliance officers</w:t>
+            </w:r>
+          </w:p>
+        </w:tc>
+        <w:tc>
+          <w:tcPr>
+            <w:tcW w:w="2405" w:type="dxa"/>
             <w:shd w:val="clear" w:color="auto" w:fill="F4F7FB"/>
             <w:vAlign w:val="top"/>
           </w:tcPr>
@@ -3661,13 +3661,13 @@
               <w:jc w:val="left"/>
             </w:pPr>
             <w:r>
-              <w:t xml:space="preserve">Review after the event</w:t>
-            </w:r>
-          </w:p>
-        </w:tc>
-        <w:tc>
-          <w:tcPr>
-            <w:tcW w:w="3900" w:type="dxa"/>
+              <w:t xml:space="preserve">Review after the event; data requests handled by email and letter with no register</w:t>
+            </w:r>
+          </w:p>
+        </w:tc>
+        <w:tc>
+          <w:tcPr>
+            <w:tcW w:w="3886" w:type="dxa"/>
             <w:shd w:val="clear" w:color="auto" w:fill="F4F7FB"/>
             <w:vAlign w:val="top"/>
           </w:tcPr>
@@ -3677,13 +3677,31 @@
               <w:jc w:val="left"/>
             </w:pPr>
             <w:r>
-              <w:t xml:space="preserve">Approve changes before they take effect; audit trail; data subject requests</w:t>
-            </w:r>
-          </w:p>
-        </w:tc>
-        <w:tc>
-          <w:tcPr>
-            <w:tcW w:w="1054" w:type="dxa"/>
+              <w:t xml:space="preserve">Approve changes before they take effect; audit trail; every data request logged in Governance ›</w:t>
+            </w:r>
+            <w:r>
+              <w:t xml:space="preserve"> </w:t>
+            </w:r>
+            <w:r>
+              <w:t xml:space="preserve">“</w:t>
+            </w:r>
+            <w:r>
+              <w:t xml:space="preserve">Data requests</w:t>
+            </w:r>
+            <w:r>
+              <w:t xml:space="preserve">”</w:t>
+            </w:r>
+            <w:r>
+              <w:t xml:space="preserve"> </w:t>
+            </w:r>
+            <w:r>
+              <w:t xml:space="preserve">with a due date, identity check, export or erasure, and a timeline</w:t>
+            </w:r>
+          </w:p>
+        </w:tc>
+        <w:tc>
+          <w:tcPr>
+            <w:tcW w:w="1037" w:type="dxa"/>
             <w:shd w:val="clear" w:color="auto" w:fill="F4F7FB"/>
             <w:vAlign w:val="top"/>
           </w:tcPr>
@@ -3704,7 +3722,7 @@
         </w:trPr>
         <w:tc>
           <w:tcPr>
-            <w:tcW w:w="1743" w:type="dxa"/>
+            <w:tcW w:w="1699" w:type="dxa"/>
             <w:vAlign w:val="top"/>
           </w:tcPr>
           <w:p>
@@ -3719,7 +3737,7 @@
         </w:tc>
         <w:tc>
           <w:tcPr>
-            <w:tcW w:w="2330" w:type="dxa"/>
+            <w:tcW w:w="2405" w:type="dxa"/>
             <w:vAlign w:val="top"/>
           </w:tcPr>
           <w:p>
@@ -3734,7 +3752,7 @@
         </w:tc>
         <w:tc>
           <w:tcPr>
-            <w:tcW w:w="3900" w:type="dxa"/>
+            <w:tcW w:w="3886" w:type="dxa"/>
             <w:vAlign w:val="top"/>
           </w:tcPr>
           <w:p>
@@ -3749,7 +3767,7 @@
         </w:tc>
         <w:tc>
           <w:tcPr>
-            <w:tcW w:w="1054" w:type="dxa"/>
+            <w:tcW w:w="1037" w:type="dxa"/>
             <w:vAlign w:val="top"/>
           </w:tcPr>
           <w:p>
@@ -3769,7 +3787,7 @@
         </w:trPr>
         <w:tc>
           <w:tcPr>
-            <w:tcW w:w="1743" w:type="dxa"/>
+            <w:tcW w:w="1699" w:type="dxa"/>
             <w:shd w:val="clear" w:color="auto" w:fill="F4F7FB"/>
             <w:vAlign w:val="top"/>
           </w:tcPr>
@@ -3785,7 +3803,7 @@
         </w:tc>
         <w:tc>
           <w:tcPr>
-            <w:tcW w:w="2330" w:type="dxa"/>
+            <w:tcW w:w="2405" w:type="dxa"/>
             <w:shd w:val="clear" w:color="auto" w:fill="F4F7FB"/>
             <w:vAlign w:val="top"/>
           </w:tcPr>
@@ -3801,7 +3819,7 @@
         </w:tc>
         <w:tc>
           <w:tcPr>
-            <w:tcW w:w="3900" w:type="dxa"/>
+            <w:tcW w:w="3886" w:type="dxa"/>
             <w:shd w:val="clear" w:color="auto" w:fill="F4F7FB"/>
             <w:vAlign w:val="top"/>
           </w:tcPr>
@@ -3817,7 +3835,7 @@
         </w:tc>
         <w:tc>
           <w:tcPr>
-            <w:tcW w:w="1054" w:type="dxa"/>
+            <w:tcW w:w="1037" w:type="dxa"/>
             <w:shd w:val="clear" w:color="auto" w:fill="F4F7FB"/>
             <w:vAlign w:val="top"/>
           </w:tcPr>
@@ -3838,7 +3856,7 @@
         </w:trPr>
         <w:tc>
           <w:tcPr>
-            <w:tcW w:w="1743" w:type="dxa"/>
+            <w:tcW w:w="1699" w:type="dxa"/>
             <w:vAlign w:val="top"/>
           </w:tcPr>
           <w:p>
@@ -3853,7 +3871,7 @@
         </w:tc>
         <w:tc>
           <w:tcPr>
-            <w:tcW w:w="2330" w:type="dxa"/>
+            <w:tcW w:w="2405" w:type="dxa"/>
             <w:vAlign w:val="top"/>
           </w:tcPr>
           <w:p>
@@ -3868,7 +3886,7 @@
         </w:tc>
         <w:tc>
           <w:tcPr>
-            <w:tcW w:w="3900" w:type="dxa"/>
+            <w:tcW w:w="3886" w:type="dxa"/>
             <w:vAlign w:val="top"/>
           </w:tcPr>
           <w:p>
@@ -3883,7 +3901,7 @@
         </w:tc>
         <w:tc>
           <w:tcPr>
-            <w:tcW w:w="1054" w:type="dxa"/>
+            <w:tcW w:w="1037" w:type="dxa"/>
             <w:vAlign w:val="top"/>
           </w:tcPr>
           <w:p>
@@ -3903,7 +3921,7 @@
         </w:trPr>
         <w:tc>
           <w:tcPr>
-            <w:tcW w:w="1743" w:type="dxa"/>
+            <w:tcW w:w="1699" w:type="dxa"/>
             <w:shd w:val="clear" w:color="auto" w:fill="F4F7FB"/>
             <w:vAlign w:val="top"/>
           </w:tcPr>
@@ -3919,7 +3937,7 @@
         </w:tc>
         <w:tc>
           <w:tcPr>
-            <w:tcW w:w="2330" w:type="dxa"/>
+            <w:tcW w:w="2405" w:type="dxa"/>
             <w:shd w:val="clear" w:color="auto" w:fill="F4F7FB"/>
             <w:vAlign w:val="top"/>
           </w:tcPr>
@@ -3935,7 +3953,7 @@
         </w:tc>
         <w:tc>
           <w:tcPr>
-            <w:tcW w:w="3900" w:type="dxa"/>
+            <w:tcW w:w="3886" w:type="dxa"/>
             <w:shd w:val="clear" w:color="auto" w:fill="F4F7FB"/>
             <w:vAlign w:val="top"/>
           </w:tcPr>
@@ -3945,13 +3963,13 @@
               <w:jc w:val="left"/>
             </w:pPr>
             <w:r>
-              <w:t xml:space="preserve">Reminders in the app and Zalo, purchase in the app, e-certificate with QR code</w:t>
-            </w:r>
-          </w:p>
-        </w:tc>
-        <w:tc>
-          <w:tcPr>
-            <w:tcW w:w="1054" w:type="dxa"/>
+              <w:t xml:space="preserve">Reminders in the app and Zalo; quick renewal in 3 steps where eligible, or the full flow; e-certificate with QR code</w:t>
+            </w:r>
+          </w:p>
+        </w:tc>
+        <w:tc>
+          <w:tcPr>
+            <w:tcW w:w="1037" w:type="dxa"/>
             <w:shd w:val="clear" w:color="auto" w:fill="F4F7FB"/>
             <w:vAlign w:val="top"/>
           </w:tcPr>
@@ -4951,7 +4969,7 @@
         <w:pStyle w:val="FirstParagraph"/>
       </w:pPr>
       <w:r>
-        <w:t xml:space="preserve">For customers we recommend a simple launch promise:</w:t>
+        <w:t xml:space="preserve">For customers we recommend a simple launch message, subject to TASCO compliance approval:</w:t>
       </w:r>
       <w:r>
         <w:t xml:space="preserve"> </w:t>
@@ -4960,7 +4978,7 @@
         <w:t xml:space="preserve">“</w:t>
       </w:r>
       <w:r>
-        <w:t xml:space="preserve">Renew in the VETC app in one minute, with roadside help included.</w:t>
+        <w:t xml:space="preserve">Renew your TNDS in the VETC app in about a minute.</w:t>
       </w:r>
       <w:r>
         <w:t xml:space="preserve">”</w:t>
@@ -5341,10 +5359,10 @@
         <w:tblLook w:val="04A0" w:firstRow="1" w:lastRow="0" w:firstColumn="0" w:lastColumn="0" w:noHBand="0" w:noVBand="1"/>
       </w:tblPr>
       <w:tblGrid>
-        <w:gridCol w:w="2293"/>
-        <w:gridCol w:w="2382"/>
-        <w:gridCol w:w="3374"/>
-        <w:gridCol w:w="978"/>
+        <w:gridCol w:w="1957"/>
+        <w:gridCol w:w="2130"/>
+        <w:gridCol w:w="4027"/>
+        <w:gridCol w:w="913"/>
       </w:tblGrid>
       <w:tr>
         <w:trPr>
@@ -5353,7 +5371,7 @@
         </w:trPr>
         <w:tc>
           <w:tcPr>
-            <w:tcW w:w="2293" w:type="dxa"/>
+            <w:tcW w:w="1957" w:type="dxa"/>
             <w:shd w:val="clear" w:color="auto" w:fill="0F4761"/>
             <w:vAlign w:val="center"/>
           </w:tcPr>
@@ -5372,7 +5390,7 @@
         </w:tc>
         <w:tc>
           <w:tcPr>
-            <w:tcW w:w="2382" w:type="dxa"/>
+            <w:tcW w:w="2130" w:type="dxa"/>
             <w:shd w:val="clear" w:color="auto" w:fill="0F4761"/>
             <w:vAlign w:val="center"/>
           </w:tcPr>
@@ -5391,7 +5409,7 @@
         </w:tc>
         <w:tc>
           <w:tcPr>
-            <w:tcW w:w="3374" w:type="dxa"/>
+            <w:tcW w:w="4027" w:type="dxa"/>
             <w:shd w:val="clear" w:color="auto" w:fill="0F4761"/>
             <w:vAlign w:val="center"/>
           </w:tcPr>
@@ -5410,7 +5428,7 @@
         </w:tc>
         <w:tc>
           <w:tcPr>
-            <w:tcW w:w="978" w:type="dxa"/>
+            <w:tcW w:w="913" w:type="dxa"/>
             <w:shd w:val="clear" w:color="auto" w:fill="0F4761"/>
             <w:vAlign w:val="center"/>
           </w:tcPr>
@@ -5434,7 +5452,7 @@
         </w:trPr>
         <w:tc>
           <w:tcPr>
-            <w:tcW w:w="2293" w:type="dxa"/>
+            <w:tcW w:w="1957" w:type="dxa"/>
             <w:vAlign w:val="top"/>
           </w:tcPr>
           <w:p>
@@ -5449,7 +5467,7 @@
         </w:tc>
         <w:tc>
           <w:tcPr>
-            <w:tcW w:w="2382" w:type="dxa"/>
+            <w:tcW w:w="2130" w:type="dxa"/>
             <w:vAlign w:val="top"/>
           </w:tcPr>
           <w:p>
@@ -5464,22 +5482,22 @@
         </w:tc>
         <w:tc>
           <w:tcPr>
-            <w:tcW w:w="3374" w:type="dxa"/>
-            <w:vAlign w:val="top"/>
-          </w:tcPr>
-          <w:p>
-            <w:pPr>
-              <w:pStyle w:val="TableText"/>
-              <w:jc w:val="left"/>
-            </w:pPr>
-            <w:r>
-              <w:t xml:space="preserve">Handoff inbox, customer 360 view, sending quotes to the app, scripts that respect the no-discount rule</w:t>
-            </w:r>
-          </w:p>
-        </w:tc>
-        <w:tc>
-          <w:tcPr>
-            <w:tcW w:w="978" w:type="dxa"/>
+            <w:tcW w:w="4027" w:type="dxa"/>
+            <w:vAlign w:val="top"/>
+          </w:tcPr>
+          <w:p>
+            <w:pPr>
+              <w:pStyle w:val="TableText"/>
+              <w:jc w:val="left"/>
+            </w:pPr>
+            <w:r>
+              <w:t xml:space="preserve">Handoff inbox, customer 360 view, sending quotes to the app, the two renewal paths customers see (quick renewal and the full flow), scripts that respect the no-discount rule</w:t>
+            </w:r>
+          </w:p>
+        </w:tc>
+        <w:tc>
+          <w:tcPr>
+            <w:tcW w:w="913" w:type="dxa"/>
             <w:vAlign w:val="top"/>
           </w:tcPr>
           <w:p>
@@ -5499,7 +5517,7 @@
         </w:trPr>
         <w:tc>
           <w:tcPr>
-            <w:tcW w:w="2293" w:type="dxa"/>
+            <w:tcW w:w="1957" w:type="dxa"/>
             <w:shd w:val="clear" w:color="auto" w:fill="F4F7FB"/>
             <w:vAlign w:val="top"/>
           </w:tcPr>
@@ -5515,7 +5533,7 @@
         </w:tc>
         <w:tc>
           <w:tcPr>
-            <w:tcW w:w="2382" w:type="dxa"/>
+            <w:tcW w:w="2130" w:type="dxa"/>
             <w:shd w:val="clear" w:color="auto" w:fill="F4F7FB"/>
             <w:vAlign w:val="top"/>
           </w:tcPr>
@@ -5531,7 +5549,7 @@
         </w:tc>
         <w:tc>
           <w:tcPr>
-            <w:tcW w:w="3374" w:type="dxa"/>
+            <w:tcW w:w="4027" w:type="dxa"/>
             <w:shd w:val="clear" w:color="auto" w:fill="F4F7FB"/>
             <w:vAlign w:val="top"/>
           </w:tcPr>
@@ -5547,7 +5565,7 @@
         </w:tc>
         <w:tc>
           <w:tcPr>
-            <w:tcW w:w="978" w:type="dxa"/>
+            <w:tcW w:w="913" w:type="dxa"/>
             <w:shd w:val="clear" w:color="auto" w:fill="F4F7FB"/>
             <w:vAlign w:val="top"/>
           </w:tcPr>
@@ -5568,7 +5586,7 @@
         </w:trPr>
         <w:tc>
           <w:tcPr>
-            <w:tcW w:w="2293" w:type="dxa"/>
+            <w:tcW w:w="1957" w:type="dxa"/>
             <w:vAlign w:val="top"/>
           </w:tcPr>
           <w:p>
@@ -5583,7 +5601,7 @@
         </w:tc>
         <w:tc>
           <w:tcPr>
-            <w:tcW w:w="2382" w:type="dxa"/>
+            <w:tcW w:w="2130" w:type="dxa"/>
             <w:vAlign w:val="top"/>
           </w:tcPr>
           <w:p>
@@ -5598,22 +5616,22 @@
         </w:tc>
         <w:tc>
           <w:tcPr>
-            <w:tcW w:w="3374" w:type="dxa"/>
-            <w:vAlign w:val="top"/>
-          </w:tcPr>
-          <w:p>
-            <w:pPr>
-              <w:pStyle w:val="TableText"/>
-              <w:jc w:val="left"/>
-            </w:pPr>
-            <w:r>
-              <w:t xml:space="preserve">Rules studio: drafting, simulation, approval, rollback</w:t>
-            </w:r>
-          </w:p>
-        </w:tc>
-        <w:tc>
-          <w:tcPr>
-            <w:tcW w:w="978" w:type="dxa"/>
+            <w:tcW w:w="4027" w:type="dxa"/>
+            <w:vAlign w:val="top"/>
+          </w:tcPr>
+          <w:p>
+            <w:pPr>
+              <w:pStyle w:val="TableText"/>
+              <w:jc w:val="left"/>
+            </w:pPr>
+            <w:r>
+              <w:t xml:space="preserve">Rules studio: drafting, simulation, approval, rollback; switching quick renewal on or off in the service levels</w:t>
+            </w:r>
+          </w:p>
+        </w:tc>
+        <w:tc>
+          <w:tcPr>
+            <w:tcW w:w="913" w:type="dxa"/>
             <w:vAlign w:val="top"/>
           </w:tcPr>
           <w:p>
@@ -5633,7 +5651,7 @@
         </w:trPr>
         <w:tc>
           <w:tcPr>
-            <w:tcW w:w="2293" w:type="dxa"/>
+            <w:tcW w:w="1957" w:type="dxa"/>
             <w:shd w:val="clear" w:color="auto" w:fill="F4F7FB"/>
             <w:vAlign w:val="top"/>
           </w:tcPr>
@@ -5643,13 +5661,13 @@
               <w:jc w:val="left"/>
             </w:pPr>
             <w:r>
-              <w:t xml:space="preserve">Data stewards</w:t>
-            </w:r>
-          </w:p>
-        </w:tc>
-        <w:tc>
-          <w:tcPr>
-            <w:tcW w:w="2382" w:type="dxa"/>
+              <w:t xml:space="preserve">Compliance officers</w:t>
+            </w:r>
+          </w:p>
+        </w:tc>
+        <w:tc>
+          <w:tcPr>
+            <w:tcW w:w="2130" w:type="dxa"/>
             <w:shd w:val="clear" w:color="auto" w:fill="F4F7FB"/>
             <w:vAlign w:val="top"/>
           </w:tcPr>
@@ -5659,13 +5677,13 @@
               <w:jc w:val="left"/>
             </w:pPr>
             <w:r>
-              <w:t xml:space="preserve">Workshop, half a day</w:t>
-            </w:r>
-          </w:p>
-        </w:tc>
-        <w:tc>
-          <w:tcPr>
-            <w:tcW w:w="3374" w:type="dxa"/>
+              <w:t xml:space="preserve">Session and practice in UAT, two hours</w:t>
+            </w:r>
+          </w:p>
+        </w:tc>
+        <w:tc>
+          <w:tcPr>
+            <w:tcW w:w="4027" w:type="dxa"/>
             <w:shd w:val="clear" w:color="auto" w:fill="F4F7FB"/>
             <w:vAlign w:val="top"/>
           </w:tcPr>
@@ -5675,13 +5693,109 @@
               <w:jc w:val="left"/>
             </w:pPr>
             <w:r>
-              <w:t xml:space="preserve">Data-quality queue, corrections with evidence, lineage</w:t>
-            </w:r>
-          </w:p>
-        </w:tc>
-        <w:tc>
-          <w:tcPr>
-            <w:tcW w:w="978" w:type="dxa"/>
+              <w:t xml:space="preserve">Data requests process in Governance ›</w:t>
+            </w:r>
+            <w:r>
+              <w:t xml:space="preserve"> </w:t>
+            </w:r>
+            <w:r>
+              <w:t xml:space="preserve">“</w:t>
+            </w:r>
+            <w:r>
+              <w:t xml:space="preserve">Data requests</w:t>
+            </w:r>
+            <w:r>
+              <w:t xml:space="preserve">”</w:t>
+            </w:r>
+            <w:r>
+              <w:t xml:space="preserve">:</w:t>
+            </w:r>
+            <w:r>
+              <w:t xml:space="preserve"> </w:t>
+            </w:r>
+            <w:r>
+              <w:t xml:space="preserve">“</w:t>
+            </w:r>
+            <w:r>
+              <w:t xml:space="preserve">Log request</w:t>
+            </w:r>
+            <w:r>
+              <w:t xml:space="preserve">”</w:t>
+            </w:r>
+            <w:r>
+              <w:t xml:space="preserve"> </w:t>
+            </w:r>
+            <w:r>
+              <w:t xml:space="preserve">from the hotline, email, app, branch or letter; verify identity;</w:t>
+            </w:r>
+            <w:r>
+              <w:t xml:space="preserve"> </w:t>
+            </w:r>
+            <w:r>
+              <w:t xml:space="preserve">“</w:t>
+            </w:r>
+            <w:r>
+              <w:t xml:space="preserve">Export data</w:t>
+            </w:r>
+            <w:r>
+              <w:t xml:space="preserve">”</w:t>
+            </w:r>
+            <w:r>
+              <w:t xml:space="preserve">;</w:t>
+            </w:r>
+            <w:r>
+              <w:t xml:space="preserve"> </w:t>
+            </w:r>
+            <w:r>
+              <w:t xml:space="preserve">“</w:t>
+            </w:r>
+            <w:r>
+              <w:t xml:space="preserve">Erase personal data</w:t>
+            </w:r>
+            <w:r>
+              <w:t xml:space="preserve">”</w:t>
+            </w:r>
+            <w:r>
+              <w:t xml:space="preserve">, or refuse with a reason; watch</w:t>
+            </w:r>
+            <w:r>
+              <w:t xml:space="preserve"> </w:t>
+            </w:r>
+            <w:r>
+              <w:t xml:space="preserve">“</w:t>
+            </w:r>
+            <w:r>
+              <w:t xml:space="preserve">Due within 24 h</w:t>
+            </w:r>
+            <w:r>
+              <w:t xml:space="preserve">”</w:t>
+            </w:r>
+            <w:r>
+              <w:t xml:space="preserve"> </w:t>
+            </w:r>
+            <w:r>
+              <w:t xml:space="preserve">and</w:t>
+            </w:r>
+            <w:r>
+              <w:t xml:space="preserve"> </w:t>
+            </w:r>
+            <w:r>
+              <w:t xml:space="preserve">“</w:t>
+            </w:r>
+            <w:r>
+              <w:t xml:space="preserve">Overdue</w:t>
+            </w:r>
+            <w:r>
+              <w:t xml:space="preserve">”</w:t>
+            </w:r>
+            <w:r>
+              <w:t xml:space="preserve">; data downloaded in the app appears as a completed request</w:t>
+            </w:r>
+          </w:p>
+        </w:tc>
+        <w:tc>
+          <w:tcPr>
+            <w:tcW w:w="913" w:type="dxa"/>
             <w:shd w:val="clear" w:color="auto" w:fill="F4F7FB"/>
             <w:vAlign w:val="top"/>
           </w:tcPr>
@@ -5702,61 +5816,61 @@
         </w:trPr>
         <w:tc>
           <w:tcPr>
-            <w:tcW w:w="2293" w:type="dxa"/>
-            <w:vAlign w:val="top"/>
-          </w:tcPr>
-          <w:p>
-            <w:pPr>
-              <w:pStyle w:val="TableText"/>
-              <w:jc w:val="left"/>
-            </w:pPr>
-            <w:r>
-              <w:t xml:space="preserve">Claims handlers and partner managers</w:t>
-            </w:r>
-          </w:p>
-        </w:tc>
-        <w:tc>
-          <w:tcPr>
-            <w:tcW w:w="2382" w:type="dxa"/>
-            <w:vAlign w:val="top"/>
-          </w:tcPr>
-          <w:p>
-            <w:pPr>
-              <w:pStyle w:val="TableText"/>
-              <w:jc w:val="left"/>
-            </w:pPr>
-            <w:r>
-              <w:t xml:space="preserve">Session, two hours each</w:t>
-            </w:r>
-          </w:p>
-        </w:tc>
-        <w:tc>
-          <w:tcPr>
-            <w:tcW w:w="3374" w:type="dxa"/>
-            <w:vAlign w:val="top"/>
-          </w:tcPr>
-          <w:p>
-            <w:pPr>
-              <w:pStyle w:val="TableText"/>
-              <w:jc w:val="left"/>
-            </w:pPr>
-            <w:r>
-              <w:t xml:space="preserve">Claims queue; partner onboarding, keys and statements</w:t>
-            </w:r>
-          </w:p>
-        </w:tc>
-        <w:tc>
-          <w:tcPr>
-            <w:tcW w:w="978" w:type="dxa"/>
-            <w:vAlign w:val="top"/>
-          </w:tcPr>
-          <w:p>
-            <w:pPr>
-              <w:pStyle w:val="TableText"/>
-              <w:jc w:val="left"/>
-            </w:pPr>
-            <w:r>
-              <w:t xml:space="preserve">Week 12</w:t>
+            <w:tcW w:w="1957" w:type="dxa"/>
+            <w:vAlign w:val="top"/>
+          </w:tcPr>
+          <w:p>
+            <w:pPr>
+              <w:pStyle w:val="TableText"/>
+              <w:jc w:val="left"/>
+            </w:pPr>
+            <w:r>
+              <w:t xml:space="preserve">Data stewards</w:t>
+            </w:r>
+          </w:p>
+        </w:tc>
+        <w:tc>
+          <w:tcPr>
+            <w:tcW w:w="2130" w:type="dxa"/>
+            <w:vAlign w:val="top"/>
+          </w:tcPr>
+          <w:p>
+            <w:pPr>
+              <w:pStyle w:val="TableText"/>
+              <w:jc w:val="left"/>
+            </w:pPr>
+            <w:r>
+              <w:t xml:space="preserve">Workshop, half a day</w:t>
+            </w:r>
+          </w:p>
+        </w:tc>
+        <w:tc>
+          <w:tcPr>
+            <w:tcW w:w="4027" w:type="dxa"/>
+            <w:vAlign w:val="top"/>
+          </w:tcPr>
+          <w:p>
+            <w:pPr>
+              <w:pStyle w:val="TableText"/>
+              <w:jc w:val="left"/>
+            </w:pPr>
+            <w:r>
+              <w:t xml:space="preserve">Data-quality queue, corrections with evidence, lineage</w:t>
+            </w:r>
+          </w:p>
+        </w:tc>
+        <w:tc>
+          <w:tcPr>
+            <w:tcW w:w="913" w:type="dxa"/>
+            <w:vAlign w:val="top"/>
+          </w:tcPr>
+          <w:p>
+            <w:pPr>
+              <w:pStyle w:val="TableText"/>
+              <w:jc w:val="left"/>
+            </w:pPr>
+            <w:r>
+              <w:t xml:space="preserve">Week 11</w:t>
             </w:r>
           </w:p>
         </w:tc>
@@ -5767,7 +5881,7 @@
         </w:trPr>
         <w:tc>
           <w:tcPr>
-            <w:tcW w:w="2293" w:type="dxa"/>
+            <w:tcW w:w="1957" w:type="dxa"/>
             <w:shd w:val="clear" w:color="auto" w:fill="F4F7FB"/>
             <w:vAlign w:val="top"/>
           </w:tcPr>
@@ -5777,13 +5891,13 @@
               <w:jc w:val="left"/>
             </w:pPr>
             <w:r>
-              <w:t xml:space="preserve">TASCO IT and support</w:t>
-            </w:r>
-          </w:p>
-        </w:tc>
-        <w:tc>
-          <w:tcPr>
-            <w:tcW w:w="2382" w:type="dxa"/>
+              <w:t xml:space="preserve">Claims handlers and partner managers</w:t>
+            </w:r>
+          </w:p>
+        </w:tc>
+        <w:tc>
+          <w:tcPr>
+            <w:tcW w:w="2130" w:type="dxa"/>
             <w:shd w:val="clear" w:color="auto" w:fill="F4F7FB"/>
             <w:vAlign w:val="top"/>
           </w:tcPr>
@@ -5793,13 +5907,13 @@
               <w:jc w:val="left"/>
             </w:pPr>
             <w:r>
-              <w:t xml:space="preserve">Technical handover, two days</w:t>
-            </w:r>
-          </w:p>
-        </w:tc>
-        <w:tc>
-          <w:tcPr>
-            <w:tcW w:w="3374" w:type="dxa"/>
+              <w:t xml:space="preserve">Session, two hours each</w:t>
+            </w:r>
+          </w:p>
+        </w:tc>
+        <w:tc>
+          <w:tcPr>
+            <w:tcW w:w="4027" w:type="dxa"/>
             <w:shd w:val="clear" w:color="auto" w:fill="F4F7FB"/>
             <w:vAlign w:val="top"/>
           </w:tcPr>
@@ -5809,13 +5923,13 @@
               <w:jc w:val="left"/>
             </w:pPr>
             <w:r>
-              <w:t xml:space="preserve">Architecture, deployment, monitoring, runbooks, incident handling</w:t>
-            </w:r>
-          </w:p>
-        </w:tc>
-        <w:tc>
-          <w:tcPr>
-            <w:tcW w:w="978" w:type="dxa"/>
+              <w:t xml:space="preserve">Claims queue; partner onboarding, keys and statements</w:t>
+            </w:r>
+          </w:p>
+        </w:tc>
+        <w:tc>
+          <w:tcPr>
+            <w:tcW w:w="913" w:type="dxa"/>
             <w:shd w:val="clear" w:color="auto" w:fill="F4F7FB"/>
             <w:vAlign w:val="top"/>
           </w:tcPr>
@@ -5825,7 +5939,7 @@
               <w:jc w:val="left"/>
             </w:pPr>
             <w:r>
-              <w:t xml:space="preserve">Weeks 12 to 13</w:t>
+              <w:t xml:space="preserve">Week 12</w:t>
             </w:r>
           </w:p>
         </w:tc>
@@ -5836,61 +5950,61 @@
         </w:trPr>
         <w:tc>
           <w:tcPr>
-            <w:tcW w:w="2293" w:type="dxa"/>
-            <w:vAlign w:val="top"/>
-          </w:tcPr>
-          <w:p>
-            <w:pPr>
-              <w:pStyle w:val="TableText"/>
-              <w:jc w:val="left"/>
-            </w:pPr>
-            <w:r>
-              <w:t xml:space="preserve">Tasco360 users and partner staff</w:t>
-            </w:r>
-          </w:p>
-        </w:tc>
-        <w:tc>
-          <w:tcPr>
-            <w:tcW w:w="2382" w:type="dxa"/>
-            <w:vAlign w:val="top"/>
-          </w:tcPr>
-          <w:p>
-            <w:pPr>
-              <w:pStyle w:val="TableText"/>
-              <w:jc w:val="left"/>
-            </w:pPr>
-            <w:r>
-              <w:t xml:space="preserve">Integration guide, sandbox and a short demonstration</w:t>
-            </w:r>
-          </w:p>
-        </w:tc>
-        <w:tc>
-          <w:tcPr>
-            <w:tcW w:w="3374" w:type="dxa"/>
-            <w:vAlign w:val="top"/>
-          </w:tcPr>
-          <w:p>
-            <w:pPr>
-              <w:pStyle w:val="TableText"/>
-              <w:jc w:val="left"/>
-            </w:pPr>
-            <w:r>
-              <w:t xml:space="preserve">Quote by plate, instant certificate, commission statement</w:t>
-            </w:r>
-          </w:p>
-        </w:tc>
-        <w:tc>
-          <w:tcPr>
-            <w:tcW w:w="978" w:type="dxa"/>
-            <w:vAlign w:val="top"/>
-          </w:tcPr>
-          <w:p>
-            <w:pPr>
-              <w:pStyle w:val="TableText"/>
-              <w:jc w:val="left"/>
-            </w:pPr>
-            <w:r>
-              <w:t xml:space="preserve">From week 8</w:t>
+            <w:tcW w:w="1957" w:type="dxa"/>
+            <w:vAlign w:val="top"/>
+          </w:tcPr>
+          <w:p>
+            <w:pPr>
+              <w:pStyle w:val="TableText"/>
+              <w:jc w:val="left"/>
+            </w:pPr>
+            <w:r>
+              <w:t xml:space="preserve">TASCO IT and support</w:t>
+            </w:r>
+          </w:p>
+        </w:tc>
+        <w:tc>
+          <w:tcPr>
+            <w:tcW w:w="2130" w:type="dxa"/>
+            <w:vAlign w:val="top"/>
+          </w:tcPr>
+          <w:p>
+            <w:pPr>
+              <w:pStyle w:val="TableText"/>
+              <w:jc w:val="left"/>
+            </w:pPr>
+            <w:r>
+              <w:t xml:space="preserve">Technical handover, two days</w:t>
+            </w:r>
+          </w:p>
+        </w:tc>
+        <w:tc>
+          <w:tcPr>
+            <w:tcW w:w="4027" w:type="dxa"/>
+            <w:vAlign w:val="top"/>
+          </w:tcPr>
+          <w:p>
+            <w:pPr>
+              <w:pStyle w:val="TableText"/>
+              <w:jc w:val="left"/>
+            </w:pPr>
+            <w:r>
+              <w:t xml:space="preserve">Architecture, deployment, monitoring, runbooks, incident handling</w:t>
+            </w:r>
+          </w:p>
+        </w:tc>
+        <w:tc>
+          <w:tcPr>
+            <w:tcW w:w="913" w:type="dxa"/>
+            <w:vAlign w:val="top"/>
+          </w:tcPr>
+          <w:p>
+            <w:pPr>
+              <w:pStyle w:val="TableText"/>
+              <w:jc w:val="left"/>
+            </w:pPr>
+            <w:r>
+              <w:t xml:space="preserve">Weeks 12 to 13</w:t>
             </w:r>
           </w:p>
         </w:tc>
@@ -5901,7 +6015,7 @@
         </w:trPr>
         <w:tc>
           <w:tcPr>
-            <w:tcW w:w="2293" w:type="dxa"/>
+            <w:tcW w:w="1957" w:type="dxa"/>
             <w:shd w:val="clear" w:color="auto" w:fill="F4F7FB"/>
             <w:vAlign w:val="top"/>
           </w:tcPr>
@@ -5911,14 +6025,81 @@
               <w:jc w:val="left"/>
             </w:pPr>
             <w:r>
+              <w:t xml:space="preserve">Tasco360 users and partner staff</w:t>
+            </w:r>
+          </w:p>
+        </w:tc>
+        <w:tc>
+          <w:tcPr>
+            <w:tcW w:w="2130" w:type="dxa"/>
+            <w:shd w:val="clear" w:color="auto" w:fill="F4F7FB"/>
+            <w:vAlign w:val="top"/>
+          </w:tcPr>
+          <w:p>
+            <w:pPr>
+              <w:pStyle w:val="TableText"/>
+              <w:jc w:val="left"/>
+            </w:pPr>
+            <w:r>
+              <w:t xml:space="preserve">Integration guide, sandbox and a short demonstration</w:t>
+            </w:r>
+          </w:p>
+        </w:tc>
+        <w:tc>
+          <w:tcPr>
+            <w:tcW w:w="4027" w:type="dxa"/>
+            <w:shd w:val="clear" w:color="auto" w:fill="F4F7FB"/>
+            <w:vAlign w:val="top"/>
+          </w:tcPr>
+          <w:p>
+            <w:pPr>
+              <w:pStyle w:val="TableText"/>
+              <w:jc w:val="left"/>
+            </w:pPr>
+            <w:r>
+              <w:t xml:space="preserve">Quote by plate, instant certificate, commission statement</w:t>
+            </w:r>
+          </w:p>
+        </w:tc>
+        <w:tc>
+          <w:tcPr>
+            <w:tcW w:w="913" w:type="dxa"/>
+            <w:shd w:val="clear" w:color="auto" w:fill="F4F7FB"/>
+            <w:vAlign w:val="top"/>
+          </w:tcPr>
+          <w:p>
+            <w:pPr>
+              <w:pStyle w:val="TableText"/>
+              <w:jc w:val="left"/>
+            </w:pPr>
+            <w:r>
+              <w:t xml:space="preserve">From week 8</w:t>
+            </w:r>
+          </w:p>
+        </w:tc>
+      </w:tr>
+      <w:tr>
+        <w:trPr>
+          <w:cantSplit/>
+        </w:trPr>
+        <w:tc>
+          <w:tcPr>
+            <w:tcW w:w="1957" w:type="dxa"/>
+            <w:vAlign w:val="top"/>
+          </w:tcPr>
+          <w:p>
+            <w:pPr>
+              <w:pStyle w:val="TableText"/>
+              <w:jc w:val="left"/>
+            </w:pPr>
+            <w:r>
               <w:t xml:space="preserve">TASCO digital team (TASCO app, website, Zalo OA, Tasco360)</w:t>
             </w:r>
           </w:p>
         </w:tc>
         <w:tc>
           <w:tcPr>
-            <w:tcW w:w="2382" w:type="dxa"/>
-            <w:shd w:val="clear" w:color="auto" w:fill="F4F7FB"/>
+            <w:tcW w:w="2130" w:type="dxa"/>
             <w:vAlign w:val="top"/>
           </w:tcPr>
           <w:p>
@@ -5933,8 +6114,7 @@
         </w:tc>
         <w:tc>
           <w:tcPr>
-            <w:tcW w:w="3374" w:type="dxa"/>
-            <w:shd w:val="clear" w:color="auto" w:fill="F4F7FB"/>
+            <w:tcW w:w="4027" w:type="dxa"/>
             <w:vAlign w:val="top"/>
           </w:tcPr>
           <w:p>
@@ -5949,8 +6129,7 @@
         </w:tc>
         <w:tc>
           <w:tcPr>
-            <w:tcW w:w="978" w:type="dxa"/>
-            <w:shd w:val="clear" w:color="auto" w:fill="F4F7FB"/>
+            <w:tcW w:w="913" w:type="dxa"/>
             <w:vAlign w:val="top"/>
           </w:tcPr>
           <w:p>
@@ -6119,9 +6298,9 @@
         <w:tblLook w:val="04A0" w:firstRow="1" w:lastRow="0" w:firstColumn="0" w:lastColumn="0" w:noHBand="0" w:noVBand="1"/>
       </w:tblPr>
       <w:tblGrid>
-        <w:gridCol w:w="2434"/>
-        <w:gridCol w:w="4603"/>
-        <w:gridCol w:w="1990"/>
+        <w:gridCol w:w="2274"/>
+        <w:gridCol w:w="4967"/>
+        <w:gridCol w:w="1786"/>
       </w:tblGrid>
       <w:tr>
         <w:trPr>
@@ -6130,7 +6309,7 @@
         </w:trPr>
         <w:tc>
           <w:tcPr>
-            <w:tcW w:w="2434" w:type="dxa"/>
+            <w:tcW w:w="2274" w:type="dxa"/>
             <w:shd w:val="clear" w:color="auto" w:fill="0F4761"/>
             <w:vAlign w:val="center"/>
           </w:tcPr>
@@ -6149,7 +6328,7 @@
         </w:tc>
         <w:tc>
           <w:tcPr>
-            <w:tcW w:w="4603" w:type="dxa"/>
+            <w:tcW w:w="4967" w:type="dxa"/>
             <w:shd w:val="clear" w:color="auto" w:fill="0F4761"/>
             <w:vAlign w:val="center"/>
           </w:tcPr>
@@ -6168,7 +6347,7 @@
         </w:tc>
         <w:tc>
           <w:tcPr>
-            <w:tcW w:w="1990" w:type="dxa"/>
+            <w:tcW w:w="1786" w:type="dxa"/>
             <w:shd w:val="clear" w:color="auto" w:fill="0F4761"/>
             <w:vAlign w:val="center"/>
           </w:tcPr>
@@ -6192,7 +6371,7 @@
         </w:trPr>
         <w:tc>
           <w:tcPr>
-            <w:tcW w:w="2434" w:type="dxa"/>
+            <w:tcW w:w="2274" w:type="dxa"/>
             <w:vAlign w:val="top"/>
           </w:tcPr>
           <w:p>
@@ -6207,7 +6386,7 @@
         </w:tc>
         <w:tc>
           <w:tcPr>
-            <w:tcW w:w="4603" w:type="dxa"/>
+            <w:tcW w:w="4967" w:type="dxa"/>
             <w:vAlign w:val="top"/>
           </w:tcPr>
           <w:p>
@@ -6222,7 +6401,7 @@
         </w:tc>
         <w:tc>
           <w:tcPr>
-            <w:tcW w:w="1990" w:type="dxa"/>
+            <w:tcW w:w="1786" w:type="dxa"/>
             <w:vAlign w:val="top"/>
           </w:tcPr>
           <w:p>
@@ -6242,7 +6421,7 @@
         </w:trPr>
         <w:tc>
           <w:tcPr>
-            <w:tcW w:w="2434" w:type="dxa"/>
+            <w:tcW w:w="2274" w:type="dxa"/>
             <w:shd w:val="clear" w:color="auto" w:fill="F4F7FB"/>
             <w:vAlign w:val="top"/>
           </w:tcPr>
@@ -6258,7 +6437,7 @@
         </w:tc>
         <w:tc>
           <w:tcPr>
-            <w:tcW w:w="4603" w:type="dxa"/>
+            <w:tcW w:w="4967" w:type="dxa"/>
             <w:shd w:val="clear" w:color="auto" w:fill="F4F7FB"/>
             <w:vAlign w:val="top"/>
           </w:tcPr>
@@ -6274,7 +6453,7 @@
         </w:tc>
         <w:tc>
           <w:tcPr>
-            <w:tcW w:w="1990" w:type="dxa"/>
+            <w:tcW w:w="1786" w:type="dxa"/>
             <w:shd w:val="clear" w:color="auto" w:fill="F4F7FB"/>
             <w:vAlign w:val="top"/>
           </w:tcPr>
@@ -6295,7 +6474,7 @@
         </w:trPr>
         <w:tc>
           <w:tcPr>
-            <w:tcW w:w="2434" w:type="dxa"/>
+            <w:tcW w:w="2274" w:type="dxa"/>
             <w:vAlign w:val="top"/>
           </w:tcPr>
           <w:p>
@@ -6310,7 +6489,7 @@
         </w:tc>
         <w:tc>
           <w:tcPr>
-            <w:tcW w:w="4603" w:type="dxa"/>
+            <w:tcW w:w="4967" w:type="dxa"/>
             <w:vAlign w:val="top"/>
           </w:tcPr>
           <w:p>
@@ -6325,7 +6504,7 @@
         </w:tc>
         <w:tc>
           <w:tcPr>
-            <w:tcW w:w="1990" w:type="dxa"/>
+            <w:tcW w:w="1786" w:type="dxa"/>
             <w:vAlign w:val="top"/>
           </w:tcPr>
           <w:p>
@@ -6345,7 +6524,7 @@
         </w:trPr>
         <w:tc>
           <w:tcPr>
-            <w:tcW w:w="2434" w:type="dxa"/>
+            <w:tcW w:w="2274" w:type="dxa"/>
             <w:shd w:val="clear" w:color="auto" w:fill="F4F7FB"/>
             <w:vAlign w:val="top"/>
           </w:tcPr>
@@ -6361,7 +6540,7 @@
         </w:tc>
         <w:tc>
           <w:tcPr>
-            <w:tcW w:w="4603" w:type="dxa"/>
+            <w:tcW w:w="4967" w:type="dxa"/>
             <w:shd w:val="clear" w:color="auto" w:fill="F4F7FB"/>
             <w:vAlign w:val="top"/>
           </w:tcPr>
@@ -6377,7 +6556,7 @@
         </w:tc>
         <w:tc>
           <w:tcPr>
-            <w:tcW w:w="1990" w:type="dxa"/>
+            <w:tcW w:w="1786" w:type="dxa"/>
             <w:shd w:val="clear" w:color="auto" w:fill="F4F7FB"/>
             <w:vAlign w:val="top"/>
           </w:tcPr>
@@ -6398,46 +6577,46 @@
         </w:trPr>
         <w:tc>
           <w:tcPr>
-            <w:tcW w:w="2434" w:type="dxa"/>
-            <w:vAlign w:val="top"/>
-          </w:tcPr>
-          <w:p>
-            <w:pPr>
-              <w:pStyle w:val="TableText"/>
-              <w:jc w:val="left"/>
-            </w:pPr>
-            <w:r>
-              <w:t xml:space="preserve">Policies bought in the app</w:t>
-            </w:r>
-          </w:p>
-        </w:tc>
-        <w:tc>
-          <w:tcPr>
-            <w:tcW w:w="4603" w:type="dxa"/>
-            <w:vAlign w:val="top"/>
-          </w:tcPr>
-          <w:p>
-            <w:pPr>
-              <w:pStyle w:val="TableText"/>
-              <w:jc w:val="left"/>
-            </w:pPr>
-            <w:r>
-              <w:t xml:space="preserve">Share of own-channel sales completed in the VETC app</w:t>
-            </w:r>
-          </w:p>
-        </w:tc>
-        <w:tc>
-          <w:tcPr>
-            <w:tcW w:w="1990" w:type="dxa"/>
-            <w:vAlign w:val="top"/>
-          </w:tcPr>
-          <w:p>
-            <w:pPr>
-              <w:pStyle w:val="TableText"/>
-              <w:jc w:val="left"/>
-            </w:pPr>
-            <w:r>
-              <w:t xml:space="preserve">At least 60%</w:t>
+            <w:tcW w:w="2274" w:type="dxa"/>
+            <w:vAlign w:val="top"/>
+          </w:tcPr>
+          <w:p>
+            <w:pPr>
+              <w:pStyle w:val="TableText"/>
+              <w:jc w:val="left"/>
+            </w:pPr>
+            <w:r>
+              <w:t xml:space="preserve">Data requests answered on time</w:t>
+            </w:r>
+          </w:p>
+        </w:tc>
+        <w:tc>
+          <w:tcPr>
+            <w:tcW w:w="4967" w:type="dxa"/>
+            <w:vAlign w:val="top"/>
+          </w:tcPr>
+          <w:p>
+            <w:pPr>
+              <w:pStyle w:val="TableText"/>
+              <w:jc w:val="left"/>
+            </w:pPr>
+            <w:r>
+              <w:t xml:space="preserve">Requests completed or refused within the response time (72 hours, to be confirmed by TASCO legal)</w:t>
+            </w:r>
+          </w:p>
+        </w:tc>
+        <w:tc>
+          <w:tcPr>
+            <w:tcW w:w="1786" w:type="dxa"/>
+            <w:vAlign w:val="top"/>
+          </w:tcPr>
+          <w:p>
+            <w:pPr>
+              <w:pStyle w:val="TableText"/>
+              <w:jc w:val="left"/>
+            </w:pPr>
+            <w:r>
+              <w:t xml:space="preserve">100%</w:t>
             </w:r>
           </w:p>
         </w:tc>
@@ -6448,7 +6627,7 @@
         </w:trPr>
         <w:tc>
           <w:tcPr>
-            <w:tcW w:w="2434" w:type="dxa"/>
+            <w:tcW w:w="2274" w:type="dxa"/>
             <w:shd w:val="clear" w:color="auto" w:fill="F4F7FB"/>
             <w:vAlign w:val="top"/>
           </w:tcPr>
@@ -6458,14 +6637,65 @@
               <w:jc w:val="left"/>
             </w:pPr>
             <w:r>
+              <w:t xml:space="preserve">Policies bought in the app</w:t>
+            </w:r>
+          </w:p>
+        </w:tc>
+        <w:tc>
+          <w:tcPr>
+            <w:tcW w:w="4967" w:type="dxa"/>
+            <w:shd w:val="clear" w:color="auto" w:fill="F4F7FB"/>
+            <w:vAlign w:val="top"/>
+          </w:tcPr>
+          <w:p>
+            <w:pPr>
+              <w:pStyle w:val="TableText"/>
+              <w:jc w:val="left"/>
+            </w:pPr>
+            <w:r>
+              <w:t xml:space="preserve">Share of own-channel sales completed in the VETC app</w:t>
+            </w:r>
+          </w:p>
+        </w:tc>
+        <w:tc>
+          <w:tcPr>
+            <w:tcW w:w="1786" w:type="dxa"/>
+            <w:shd w:val="clear" w:color="auto" w:fill="F4F7FB"/>
+            <w:vAlign w:val="top"/>
+          </w:tcPr>
+          <w:p>
+            <w:pPr>
+              <w:pStyle w:val="TableText"/>
+              <w:jc w:val="left"/>
+            </w:pPr>
+            <w:r>
+              <w:t xml:space="preserve">At least 60%</w:t>
+            </w:r>
+          </w:p>
+        </w:tc>
+      </w:tr>
+      <w:tr>
+        <w:trPr>
+          <w:cantSplit/>
+        </w:trPr>
+        <w:tc>
+          <w:tcPr>
+            <w:tcW w:w="2274" w:type="dxa"/>
+            <w:vAlign w:val="top"/>
+          </w:tcPr>
+          <w:p>
+            <w:pPr>
+              <w:pStyle w:val="TableText"/>
+              <w:jc w:val="left"/>
+            </w:pPr>
+            <w:r>
               <w:t xml:space="preserve">How-to support tickets</w:t>
             </w:r>
           </w:p>
         </w:tc>
         <w:tc>
           <w:tcPr>
-            <w:tcW w:w="4603" w:type="dxa"/>
-            <w:shd w:val="clear" w:color="auto" w:fill="F4F7FB"/>
+            <w:tcW w:w="4967" w:type="dxa"/>
             <w:vAlign w:val="top"/>
           </w:tcPr>
           <w:p>
@@ -6480,8 +6710,7 @@
         </w:tc>
         <w:tc>
           <w:tcPr>
-            <w:tcW w:w="1990" w:type="dxa"/>
-            <w:shd w:val="clear" w:color="auto" w:fill="F4F7FB"/>
+            <w:tcW w:w="1786" w:type="dxa"/>
             <w:vAlign w:val="top"/>
           </w:tcPr>
           <w:p>
